--- a/04_Assessment_Attendance_and_Credit_Reporting/TAS2O_Attendance_110_Hour_Evidence_Log_AI_Enhanced.docx
+++ b/04_Assessment_Attendance_and_Credit_Reporting/TAS2O_Attendance_110_Hour_Evidence_Log_AI_Enhanced.docx
@@ -69,7 +69,7 @@
                 <w:b w:val="0"/>
                 <w:sz w:val="18"/>
               </w:rPr>
-              <w:t>[Insert School Name]</w:t>
+              <w:t>Webtree Academy</w:t>
             </w:r>
           </w:p>
         </w:tc>
@@ -102,7 +102,7 @@
                 <w:b w:val="0"/>
                 <w:sz w:val="18"/>
               </w:rPr>
-              <w:t>[Insert BSID]</w:t>
+              <w:t>883796</w:t>
             </w:r>
           </w:p>
         </w:tc>
@@ -205,7 +205,7 @@
                 <w:b w:val="0"/>
                 <w:sz w:val="18"/>
               </w:rPr>
-              <w:t>[Insert Teacher Name]</w:t>
+              <w:t>Carlos Chen</w:t>
             </w:r>
           </w:p>
         </w:tc>
@@ -238,7 +238,7 @@
                 <w:b w:val="0"/>
                 <w:sz w:val="18"/>
               </w:rPr>
-              <w:t>[Insert Principal Name]</w:t>
+              <w:t>Henry Michels</w:t>
             </w:r>
           </w:p>
         </w:tc>
@@ -273,7 +273,7 @@
                 <w:b w:val="0"/>
                 <w:sz w:val="18"/>
               </w:rPr>
-              <w:t>[Insert Term]</w:t>
+              <w:t>Summer 2026 / Term 1 / Term 2</w:t>
             </w:r>
           </w:p>
         </w:tc>
@@ -12796,7 +12796,7 @@
       <w:rPr>
         <w:sz w:val="16"/>
       </w:rPr>
-      <w:t>TAS2O Attendance and 110-Hour Evidence Log | [Insert School Name] | Confidential School Record</w:t>
+      <w:t>TAS2O Attendance and 110-Hour Evidence Log | Webtree Academy | Confidential School Record</w:t>
     </w:r>
   </w:p>
 </w:ftr>

--- a/04_Assessment_Attendance_and_Credit_Reporting/TAS2O_Attendance_110_Hour_Evidence_Log_AI_Enhanced.docx
+++ b/04_Assessment_Attendance_and_Credit_Reporting/TAS2O_Attendance_110_Hour_Evidence_Log_AI_Enhanced.docx
@@ -267,12 +267,7 @@
             <w:vAlign w:val="center"/>
           </w:tcPr>
           <w:p>
-            <w:r/>
-            <w:r>
-              <w:rPr>
-                <w:b w:val="0"/>
-                <w:sz w:val="18"/>
-              </w:rPr>
+            <w:r>
               <w:t>Summer 2026 / Term 1 / Term 2</w:t>
             </w:r>
           </w:p>
@@ -300,13 +295,8 @@
             <w:vAlign w:val="center"/>
           </w:tcPr>
           <w:p>
-            <w:r/>
-            <w:r>
-              <w:rPr>
-                <w:b w:val="0"/>
-                <w:sz w:val="18"/>
-              </w:rPr>
-              <w:t>[Semester / Quadmester / Summer / Blended]</w:t>
+            <w:r>
+              <w:t>Hybrid</w:t>
             </w:r>
           </w:p>
         </w:tc>
@@ -383,13 +373,7 @@
     <w:p/>
     <w:p>
       <w:r>
-        <w:rPr>
-          <w:b/>
-        </w:rPr>
-        <w:t xml:space="preserve">Purpose. </w:t>
-      </w:r>
-      <w:r>
-        <w:t>This package documents student attendance, instructional time, make-up learning, online or blended learning evidence, and teacher verification for TAS2O. It is designed to help the school demonstrate that each student has had access to the required full-credit learning time and that attendance evidence is consistent with the course outline, pacing guide, assessment records, and final credit reporting process.</w:t>
+        <w:t>Purpose. This package documents student attendance, instructional time, make-up learning, online or blended learning evidence, and teacher verification for TAS2O. It is designed to help the school demonstrate that each student has had access to the required full-credit learning time and that attendance evidence is consistent with the course outline, pacing guide, assessment records, and final credit reporting process. Webtree Academy uses this log to reconcile scheduled hours, make-up evidence, and final credit verification for TAS2O.</w:t>
       </w:r>
     </w:p>
     <w:p>
@@ -10037,13 +10021,8 @@
             <w:vAlign w:val="center"/>
           </w:tcPr>
           <w:p>
-            <w:r/>
-            <w:r>
-              <w:rPr>
-                <w:b w:val="0"/>
-                <w:sz w:val="16"/>
-              </w:rPr>
-              <w:t>Early concern identified</w:t>
+            <w:r>
+              <w:t>2026-05-12</w:t>
             </w:r>
           </w:p>
         </w:tc>
@@ -10053,13 +10032,8 @@
             <w:vAlign w:val="center"/>
           </w:tcPr>
           <w:p>
-            <w:r/>
-            <w:r>
-              <w:rPr>
-                <w:b w:val="0"/>
-                <w:sz w:val="16"/>
-              </w:rPr>
-              <w:t>Teacher notes pattern of lateness, absence, missing work, or missed safety training.</w:t>
+            <w:r>
+              <w:t>Carlos Chen</w:t>
             </w:r>
           </w:p>
         </w:tc>
@@ -10071,13 +10045,8 @@
             <w:vAlign w:val="center"/>
           </w:tcPr>
           <w:p>
-            <w:r/>
-            <w:r>
-              <w:rPr>
-                <w:b w:val="0"/>
-                <w:sz w:val="16"/>
-              </w:rPr>
-              <w:t>Step 2</w:t>
+            <w:r>
+              <w:t>Initial attendance and 110-hour evidence log created for Webtree Academy</w:t>
             </w:r>
           </w:p>
         </w:tc>
@@ -10087,13 +10056,8 @@
             <w:vAlign w:val="center"/>
           </w:tcPr>
           <w:p>
-            <w:r/>
-            <w:r>
-              <w:rPr>
-                <w:b w:val="0"/>
-                <w:sz w:val="16"/>
-              </w:rPr>
-              <w:t>Student conference</w:t>
+            <w:r>
+              <w:t>2026-05-12</w:t>
             </w:r>
           </w:p>
         </w:tc>
@@ -10103,13 +10067,8 @@
             <w:vAlign w:val="center"/>
           </w:tcPr>
           <w:p>
-            <w:r/>
-            <w:r>
-              <w:rPr>
-                <w:b w:val="0"/>
-                <w:sz w:val="16"/>
-              </w:rPr>
-              <w:t>Teacher meets student and records reason, barriers, and required next steps.</w:t>
+            <w:r>
+              <w:t>Henry Michels</w:t>
             </w:r>
           </w:p>
         </w:tc>
